--- a/policies/build/sop_record_masters/ROM/Records/ROM.1_Record_06_ethical_framework_approval.docx
+++ b/policies/build/sop_record_masters/ROM/Records/ROM.1_Record_06_ethical_framework_approval.docx
@@ -81,6 +81,26 @@
       </w:hyperlink>
       <w:r>
         <w:t>. Responsibilities of Management chapter, standard ROM.1.</w:t>
+      </w:r>
+    </w:p>
+    <w:p>
+      <w:pPr>
+        <w:pStyle w:val="ListParagraph"/>
+      </w:pPr>
+      <w:r>
+        <w:t xml:space="preserve">National Medical Commission (formerly Medical Council of India). (2002, amended 2016). </w:t>
+      </w:r>
+      <w:hyperlink r:id="rId10">
+        <w:r>
+          <w:rPr>
+            <w:color w:val="0563C1"/>
+            <w:u w:val="single"/>
+          </w:rPr>
+          <w:t>Indian Medical Council (Professional Conduct, Etiquette and Ethics) Regulations, 2002</w:t>
+        </w:r>
+      </w:hyperlink>
+      <w:r>
+        <w:t>. Statutory backdrop for practitioner ethical conduct; referenced alongside, not instead of, the NABH governance requirement.</w:t>
       </w:r>
     </w:p>
     <w:tbl>

--- a/policies/build/sop_record_masters/ROM/Records/ROM.1_Record_06_ethical_framework_approval.docx
+++ b/policies/build/sop_record_masters/ROM/Records/ROM.1_Record_06_ethical_framework_approval.docx
@@ -66,6 +66,7 @@
     <w:p>
       <w:pPr>
         <w:pStyle w:val="ListParagraph"/>
+        <w:spacing w:after="200" w:before="40"/>
       </w:pPr>
       <w:r>
         <w:t xml:space="preserve">National Accreditation Board for Hospitals and Healthcare Providers. (2022). Standards for Small Healthcare Organisations (3rd ed.). </w:t>
@@ -86,6 +87,7 @@
     <w:p>
       <w:pPr>
         <w:pStyle w:val="ListParagraph"/>
+        <w:spacing w:after="200" w:before="40"/>
       </w:pPr>
       <w:r>
         <w:t xml:space="preserve">National Medical Commission (formerly Medical Council of India). (2002, amended 2016). </w:t>

--- a/policies/build/sop_record_masters/ROM/Records/ROM.1_Record_06_ethical_framework_approval.docx
+++ b/policies/build/sop_record_masters/ROM/Records/ROM.1_Record_06_ethical_framework_approval.docx
@@ -66,10 +66,11 @@
     <w:p>
       <w:pPr>
         <w:pStyle w:val="ListParagraph"/>
-        <w:spacing w:after="200" w:before="40"/>
+        <w:spacing w:after="240" w:before="80"/>
+        <w:contextualSpacing w:val="0"/>
       </w:pPr>
       <w:r>
-        <w:t xml:space="preserve">National Accreditation Board for Hospitals and Healthcare Providers. (2022). Standards for Small Healthcare Organisations (3rd ed.). </w:t>
+        <w:t xml:space="preserve">• National Accreditation Board for Hospitals and Healthcare Providers. (2022). Standards for Small Healthcare Organisations (3rd ed.). </w:t>
       </w:r>
       <w:hyperlink r:id="rId9">
         <w:r>
@@ -87,10 +88,11 @@
     <w:p>
       <w:pPr>
         <w:pStyle w:val="ListParagraph"/>
-        <w:spacing w:after="200" w:before="40"/>
+        <w:spacing w:after="240" w:before="80"/>
+        <w:contextualSpacing w:val="0"/>
       </w:pPr>
       <w:r>
-        <w:t xml:space="preserve">National Medical Commission (formerly Medical Council of India). (2002, amended 2016). </w:t>
+        <w:t xml:space="preserve">• National Medical Commission (formerly Medical Council of India). (2002, amended 2016). </w:t>
       </w:r>
       <w:hyperlink r:id="rId10">
         <w:r>
